--- a/Proposal/Proposal.docx
+++ b/Proposal/Proposal.docx
@@ -76,7 +76,7 @@
           <w:sz w:val="24"/>
           <w:szCs w:val="24"/>
         </w:rPr>
-        <w:t xml:space="preserve">行业需求真实：青海三江集团（省属国有大型农牧企业，396.86 万亩土地、282 万亩草场、23 万亩青稞油菜基地，年出栏牛羊超 7 万头）已系统规划数字底座、农机调度、粮仓物联网与 AI 智能体等建设内容，规模化智能生产是明确方向。</w:t>
+        <w:t xml:space="preserve">行业痛点：传统种养管理依赖人工巡检与经验调控，存在病害发现滞后、水肥浪费、环境调控不及时等问题；企业级智慧农业平台功能完整但重软件集成、成本高，市面常见产品以阈值规则控制为主，大模型应用停留在“知识问答”层，均未把智能决策闭环到设备执行。</w:t>
       </w:r>
     </w:p>
     <w:p>
@@ -96,7 +96,7 @@
           <w:sz w:val="24"/>
           <w:szCs w:val="24"/>
         </w:rPr>
-        <w:t xml:space="preserve">方案缺口：企业级智慧农业平台功能完整但重软件集成、成本高；市面常见产品以阈值规则控制为主，大模型应用停留在“知识问答”层，均未把智能决策闭环到设备执行。</w:t>
+        <w:t xml:space="preserve">竞赛方向：农业农村部 2026 年智慧农业创新大赛六大赛道（智能农机作业控制、无人机巡田、激光除草机器人、设施小番茄采摘机器人、家禽巡检机器人、鱼群智能检测装备）集中在“智能体 / IoT + 机器人”方向，强调感知、决策、执行一体化落地。</w:t>
       </w:r>
     </w:p>
     <w:p>
@@ -116,7 +116,7 @@
           <w:sz w:val="24"/>
           <w:szCs w:val="24"/>
         </w:rPr>
-        <w:t xml:space="preserve">技术窗口：2026 年智慧农业创新大赛六个赛道（智能农机作业控制、无人机巡田、设施采摘机器人、家禽巡检、鱼群检测）集中在“智能体 / IoT + 机器人”方向；农业开源大模型与 RAG 框架成熟可用，硬件成本低，整条链路可以自研。</w:t>
+        <w:t xml:space="preserve">技术窗口：农业开源大模型与 RAG 框架成熟可用（司农、Dify、RAGFlow 等），硬件成本低，整条链路可以自研，适合以低成本原型参赛。</w:t>
       </w:r>
     </w:p>
     <w:p>
@@ -133,7 +133,7 @@
           <w:sz w:val="32"/>
           <w:szCs w:val="32"/>
         </w:rPr>
-        <w:t xml:space="preserve">2. 行业对标与项目定位</w:t>
+        <w:t xml:space="preserve">2. 与 2026 智慧农业创新大赛的结合点</w:t>
       </w:r>
     </w:p>
     <w:p>
@@ -149,7 +149,7 @@
           <w:sz w:val="24"/>
           <w:szCs w:val="24"/>
         </w:rPr>
-        <w:t xml:space="preserve">本项目不做企业级全平台，而是以低成本硬件原型复现企业方案中最核心、最难落地的“感知—决策—执行”闭环。与青海三江集团智慧农业规划的模块对应关系如下：</w:t>
+        <w:t xml:space="preserve">本项目以低成本硬件原型实现“感知—决策—执行”一体化闭环，与大赛各赛道对设备级智能化落地的要求契合。结合点如下：</w:t>
       </w:r>
     </w:p>
     <w:tbl>
@@ -200,7 +200,7 @@
                 <w:sz w:val="21"/>
                 <w:szCs w:val="21"/>
               </w:rPr>
-              <w:t xml:space="preserve">本项目模块</w:t>
+              <w:t xml:space="preserve">大赛赛道</w:t>
             </w:r>
           </w:p>
         </w:tc>
@@ -231,7 +231,7 @@
                 <w:sz w:val="21"/>
                 <w:szCs w:val="21"/>
               </w:rPr>
-              <w:t xml:space="preserve">企业方案对应模块（青海三江集团）</w:t>
+              <w:t xml:space="preserve">本项目对应能力</w:t>
             </w:r>
           </w:p>
         </w:tc>
@@ -262,7 +262,7 @@
                 <w:sz w:val="21"/>
                 <w:szCs w:val="21"/>
               </w:rPr>
-              <w:t xml:space="preserve">本项目做法</w:t>
+              <w:t xml:space="preserve">结合说明</w:t>
             </w:r>
           </w:p>
         </w:tc>
@@ -291,7 +291,7 @@
                 <w:sz w:val="21"/>
                 <w:szCs w:val="21"/>
               </w:rPr>
-              <w:t xml:space="preserve">自动浇水/施肥</w:t>
+              <w:t xml:space="preserve">智能农机作业控制</w:t>
             </w:r>
           </w:p>
         </w:tc>
@@ -318,7 +318,7 @@
                 <w:sz w:val="21"/>
                 <w:szCs w:val="21"/>
               </w:rPr>
-              <w:t xml:space="preserve">数字农田、水肥一体机（土壤墒情监测）</w:t>
+              <w:t xml:space="preserve">STM32 设备控制链路（继电器/泵/灯/喷药）</w:t>
             </w:r>
           </w:p>
         </w:tc>
@@ -345,7 +345,7 @@
                 <w:sz w:val="21"/>
                 <w:szCs w:val="21"/>
               </w:rPr>
-              <w:t xml:space="preserve">STM32 依据土壤湿度+光照综合判断，继电器驱动水泵/蠕动泵</w:t>
+              <w:t xml:space="preserve">设备级“指令—执行—回传”闭环可迁移到农机作业控制单元</w:t>
             </w:r>
           </w:p>
         </w:tc>
@@ -374,7 +374,7 @@
                 <w:sz w:val="21"/>
                 <w:szCs w:val="21"/>
               </w:rPr>
-              <w:t xml:space="preserve">环境自动调控</w:t>
+              <w:t xml:space="preserve">无人机巡田解决方案</w:t>
             </w:r>
           </w:p>
         </w:tc>
@@ -401,7 +401,7 @@
                 <w:sz w:val="21"/>
                 <w:szCs w:val="21"/>
               </w:rPr>
-              <w:t xml:space="preserve">物联网管理（气象、温湿度传感）</w:t>
+              <w:t xml:space="preserve">视觉识别 + 智能体决策链路</w:t>
             </w:r>
           </w:p>
         </w:tc>
@@ -428,7 +428,7 @@
                 <w:sz w:val="21"/>
                 <w:szCs w:val="21"/>
               </w:rPr>
-              <w:t xml:space="preserve">DHT11/BH1750 采集，风扇/加热/补光灯联动</w:t>
+              <w:t xml:space="preserve">巡田影像的“识别—分析—处方”流程与本项目视觉+决策链路同构</w:t>
             </w:r>
           </w:p>
         </w:tc>
@@ -457,7 +457,7 @@
                 <w:sz w:val="21"/>
                 <w:szCs w:val="21"/>
               </w:rPr>
-              <w:t xml:space="preserve">病虫害检测+给药</w:t>
+              <w:t xml:space="preserve">设施采摘、巡检机器人</w:t>
             </w:r>
           </w:p>
         </w:tc>
@@ -484,7 +484,7 @@
                 <w:sz w:val="21"/>
                 <w:szCs w:val="21"/>
               </w:rPr>
-              <w:t xml:space="preserve">病虫害 AI 识别、虫情测报灯</w:t>
+              <w:t xml:space="preserve">ESP32-CAM 视觉 + 执行器联动</w:t>
             </w:r>
           </w:p>
         </w:tc>
@@ -511,7 +511,7 @@
                 <w:sz w:val="21"/>
                 <w:szCs w:val="21"/>
               </w:rPr>
-              <w:t xml:space="preserve">ESP32-CAM 定拍 + YOLO 识别，喷药泵执行</w:t>
+              <w:t xml:space="preserve">视觉识别触发设备动作的架构可复用到采摘、巡检场景</w:t>
             </w:r>
           </w:p>
         </w:tc>
@@ -540,7 +540,7 @@
                 <w:sz w:val="21"/>
                 <w:szCs w:val="21"/>
               </w:rPr>
-              <w:t xml:space="preserve">智能体决策+农技问答</w:t>
+              <w:t xml:space="preserve">家禽巡检、鱼群检测</w:t>
             </w:r>
           </w:p>
         </w:tc>
@@ -567,7 +567,7 @@
                 <w:sz w:val="21"/>
                 <w:szCs w:val="21"/>
               </w:rPr>
-              <w:t xml:space="preserve">AI 智能体（语音填报、RAG 农技问答、测土配方）</w:t>
+              <w:t xml:space="preserve">感知上云 + 异常告警 + 自动处置</w:t>
             </w:r>
           </w:p>
         </w:tc>
@@ -594,173 +594,7 @@
                 <w:sz w:val="21"/>
                 <w:szCs w:val="21"/>
               </w:rPr>
-              <w:t xml:space="preserve">LLM+RAG 输出设备指令与管护方案，Dify 工作流</w:t>
-            </w:r>
-          </w:p>
-        </w:tc>
-      </w:tr>
-      <w:tr>
-        <w:tc>
-          <w:tcPr>
-            <w:tcW w:type="dxa" w:w="2400"/>
-            <w:tcMar>
-              <w:top w:type="dxa" w:w="20"/>
-              <w:left w:type="dxa" w:w="80"/>
-              <w:bottom w:type="dxa" w:w="20"/>
-              <w:right w:type="dxa" w:w="80"/>
-            </w:tcMar>
-            <w:vAlign w:val="center"/>
-          </w:tcPr>
-          <w:p>
-            <w:pPr>
-              <w:spacing w:after="0" w:line="240"/>
-              <w:jc w:val="center"/>
-            </w:pPr>
-            <w:r>
-              <w:rPr>
-                <w:rFonts w:ascii="Times New Roman" w:cs="Times New Roman" w:eastAsia="SimSun" w:hAnsi="Times New Roman"/>
-                <w:color w:val="000000"/>
-                <w:sz w:val="21"/>
-                <w:szCs w:val="21"/>
-              </w:rPr>
-              <w:t xml:space="preserve">数据中台/展示</w:t>
-            </w:r>
-          </w:p>
-        </w:tc>
-        <w:tc>
-          <w:tcPr>
-            <w:tcW w:type="dxa" w:w="3600"/>
-            <w:tcMar>
-              <w:top w:type="dxa" w:w="20"/>
-              <w:left w:type="dxa" w:w="80"/>
-              <w:bottom w:type="dxa" w:w="20"/>
-              <w:right w:type="dxa" w:w="80"/>
-            </w:tcMar>
-            <w:vAlign w:val="center"/>
-          </w:tcPr>
-          <w:p>
-            <w:pPr>
-              <w:spacing w:after="0" w:line="240"/>
-              <w:jc w:val="left"/>
-            </w:pPr>
-            <w:r>
-              <w:rPr>
-                <w:rFonts w:ascii="Times New Roman" w:cs="Times New Roman" w:eastAsia="SimSun" w:hAnsi="Times New Roman"/>
-                <w:color w:val="000000"/>
-                <w:sz w:val="21"/>
-                <w:szCs w:val="21"/>
-              </w:rPr>
-              <w:t xml:space="preserve">集团决策驾驶舱、数字良田、报表分析</w:t>
-            </w:r>
-          </w:p>
-        </w:tc>
-        <w:tc>
-          <w:tcPr>
-            <w:tcW w:type="dxa" w:w="3072"/>
-            <w:tcMar>
-              <w:top w:type="dxa" w:w="20"/>
-              <w:left w:type="dxa" w:w="80"/>
-              <w:bottom w:type="dxa" w:w="20"/>
-              <w:right w:type="dxa" w:w="80"/>
-            </w:tcMar>
-            <w:vAlign w:val="center"/>
-          </w:tcPr>
-          <w:p>
-            <w:pPr>
-              <w:spacing w:after="0" w:line="240"/>
-              <w:jc w:val="left"/>
-            </w:pPr>
-            <w:r>
-              <w:rPr>
-                <w:rFonts w:ascii="Times New Roman" w:cs="Times New Roman" w:eastAsia="SimSun" w:hAnsi="Times New Roman"/>
-                <w:color w:val="000000"/>
-                <w:sz w:val="21"/>
-                <w:szCs w:val="21"/>
-              </w:rPr>
-              <w:t xml:space="preserve">MQTT 上行 + 时序存储 + 小程序/H5</w:t>
-            </w:r>
-          </w:p>
-        </w:tc>
-      </w:tr>
-      <w:tr>
-        <w:tc>
-          <w:tcPr>
-            <w:tcW w:type="dxa" w:w="2400"/>
-            <w:tcMar>
-              <w:top w:type="dxa" w:w="20"/>
-              <w:left w:type="dxa" w:w="80"/>
-              <w:bottom w:type="dxa" w:w="20"/>
-              <w:right w:type="dxa" w:w="80"/>
-            </w:tcMar>
-            <w:vAlign w:val="center"/>
-          </w:tcPr>
-          <w:p>
-            <w:pPr>
-              <w:spacing w:after="0" w:line="240"/>
-              <w:jc w:val="center"/>
-            </w:pPr>
-            <w:r>
-              <w:rPr>
-                <w:rFonts w:ascii="Times New Roman" w:cs="Times New Roman" w:eastAsia="SimSun" w:hAnsi="Times New Roman"/>
-                <w:color w:val="000000"/>
-                <w:sz w:val="21"/>
-                <w:szCs w:val="21"/>
-              </w:rPr>
-              <w:t xml:space="preserve">断网兜底</w:t>
-            </w:r>
-          </w:p>
-        </w:tc>
-        <w:tc>
-          <w:tcPr>
-            <w:tcW w:type="dxa" w:w="3600"/>
-            <w:tcMar>
-              <w:top w:type="dxa" w:w="20"/>
-              <w:left w:type="dxa" w:w="80"/>
-              <w:bottom w:type="dxa" w:w="20"/>
-              <w:right w:type="dxa" w:w="80"/>
-            </w:tcMar>
-            <w:vAlign w:val="center"/>
-          </w:tcPr>
-          <w:p>
-            <w:pPr>
-              <w:spacing w:after="0" w:line="240"/>
-              <w:jc w:val="left"/>
-            </w:pPr>
-            <w:r>
-              <w:rPr>
-                <w:rFonts w:ascii="Times New Roman" w:cs="Times New Roman" w:eastAsia="SimSun" w:hAnsi="Times New Roman"/>
-                <w:color w:val="000000"/>
-                <w:sz w:val="21"/>
-                <w:szCs w:val="21"/>
-              </w:rPr>
-              <w:t xml:space="preserve">高原弱网适配（离线缓存、断点续传）</w:t>
-            </w:r>
-          </w:p>
-        </w:tc>
-        <w:tc>
-          <w:tcPr>
-            <w:tcW w:type="dxa" w:w="3072"/>
-            <w:tcMar>
-              <w:top w:type="dxa" w:w="20"/>
-              <w:left w:type="dxa" w:w="80"/>
-              <w:bottom w:type="dxa" w:w="20"/>
-              <w:right w:type="dxa" w:w="80"/>
-            </w:tcMar>
-            <w:vAlign w:val="center"/>
-          </w:tcPr>
-          <w:p>
-            <w:pPr>
-              <w:spacing w:after="0" w:line="240"/>
-              <w:jc w:val="left"/>
-            </w:pPr>
-            <w:r>
-              <w:rPr>
-                <w:rFonts w:ascii="Times New Roman" w:cs="Times New Roman" w:eastAsia="SimSun" w:hAnsi="Times New Roman"/>
-                <w:color w:val="000000"/>
-                <w:sz w:val="21"/>
-                <w:szCs w:val="21"/>
-              </w:rPr>
-              <w:t xml:space="preserve">本地规则优先，W25Q64 日志断网补传</w:t>
+              <w:t xml:space="preserve">传感采集与云端判别的模式一致，更换传感器与模型即可适配</w:t>
             </w:r>
           </w:p>
         </w:tc>
@@ -795,7 +629,7 @@
           <w:sz w:val="24"/>
           <w:szCs w:val="24"/>
         </w:rPr>
-        <w:t xml:space="preserve">以 STM32 感知执行端 + 云端大模型智能体，做企业级智慧农业“平台能力的最小可验证原型”，聚焦智能决策到设备动作的完整闭环。</w:t>
+        <w:t xml:space="preserve">以 STM32 感知执行端 + 云端大模型智能体，做一个面向智慧农业竞赛与科研的低成本“闭环能力原型”，聚焦大模型决策到设备动作的完整链路，可针对具体赛道快速适配。</w:t>
       </w:r>
     </w:p>
     <w:p>
@@ -2364,7 +2198,7 @@
                 <w:sz w:val="21"/>
                 <w:szCs w:val="21"/>
               </w:rPr>
-              <w:t xml:space="preserve">司农/DeepSeek + Dify/RAGFlow 已核验，与三江方案中 AI 农技问答同构</w:t>
+              <w:t xml:space="preserve">司农/DeepSeek + Dify/RAGFlow 已核验，农业领域 RAG 问答已有成熟落地案例</w:t>
             </w:r>
           </w:p>
         </w:tc>
@@ -3295,7 +3129,7 @@
           <w:sz w:val="24"/>
           <w:szCs w:val="24"/>
         </w:rPr>
-        <w:t xml:space="preserve">智能体链路：司农（国内首个农业开源大语言模型，8B/32B）与 AgriAgent（125 星）均已开源；Dify 官方确认 HTTP 节点可调外部 API，智能体到设备路径可行；青海三江集团规划中同类 AI 智能体（语音填报、RAG 农技问答、病虫害识别）已进入企业建设，技术路线成熟。</w:t>
+        <w:t xml:space="preserve">智能体链路：司农（国内首个农业开源大语言模型，8B/32B）与 AgriAgent（125 星）均已开源；Dify 官方确认 HTTP 节点可调外部 API，智能体到设备路径可行；RAG 农技问答与病虫害识别在农业领域已有成熟落地案例。</w:t>
       </w:r>
     </w:p>
     <w:p>
@@ -4237,7 +4071,7 @@
           <w:sz w:val="24"/>
           <w:szCs w:val="24"/>
         </w:rPr>
-        <w:t xml:space="preserve">低成本对标：以低成本硬件原型复现企业级方案（青海三江集团）的核心闭环，教学与科研场景可复制。</w:t>
+        <w:t xml:space="preserve">低成本可复制：硬件总成本低，整套闭环可复现，适合竞赛展示与教学科研场景推广。</w:t>
       </w:r>
     </w:p>
     <w:p>
@@ -4668,7 +4502,7 @@
         <w:spacing w:after="0" w:line="360"/>
         <w:jc w:val="both"/>
       </w:pPr>
-      <w:hyperlink w:history="1" r:id="rIdbrun1mbx0pou2hl5inwbt">
+      <w:hyperlink w:history="1" r:id="rIdszofftekbupiqz41-kw4y">
         <w:r>
           <w:rPr>
             <w:rFonts w:ascii="Times New Roman" w:cs="Times New Roman" w:eastAsia="SimSun" w:hAnsi="Times New Roman"/>
@@ -4700,7 +4534,7 @@
         <w:spacing w:after="0" w:line="360"/>
         <w:jc w:val="both"/>
       </w:pPr>
-      <w:hyperlink w:history="1" r:id="rIdhz5_iytv-z8rnze0amjz4">
+      <w:hyperlink w:history="1" r:id="rIdjnjnn2enkm77ksg9nksn4">
         <w:r>
           <w:rPr>
             <w:rFonts w:ascii="Times New Roman" w:cs="Times New Roman" w:eastAsia="SimSun" w:hAnsi="Times New Roman"/>
@@ -4732,7 +4566,7 @@
         <w:spacing w:after="0" w:line="360"/>
         <w:jc w:val="both"/>
       </w:pPr>
-      <w:hyperlink w:history="1" r:id="rId_diplnqgemaauwkwi-gvv">
+      <w:hyperlink w:history="1" r:id="rIdguymlzelam3mo-a2nkzgi">
         <w:r>
           <w:rPr>
             <w:rFonts w:ascii="Times New Roman" w:cs="Times New Roman" w:eastAsia="SimSun" w:hAnsi="Times New Roman"/>
@@ -4764,7 +4598,7 @@
         <w:spacing w:after="0" w:line="360"/>
         <w:jc w:val="both"/>
       </w:pPr>
-      <w:hyperlink w:history="1" r:id="rIdpvmjg2nsaxwldsh3k6s9k">
+      <w:hyperlink w:history="1" r:id="rId8ghy1bwb4tghwaunhz_xb">
         <w:r>
           <w:rPr>
             <w:rFonts w:ascii="Times New Roman" w:cs="Times New Roman" w:eastAsia="SimSun" w:hAnsi="Times New Roman"/>
@@ -4805,7 +4639,7 @@
         </w:rPr>
         <w:t xml:space="preserve">PlantVillage（</w:t>
       </w:r>
-      <w:hyperlink w:history="1" r:id="rIdtzetu-snpuzsaptwx_ast">
+      <w:hyperlink w:history="1" r:id="rIddwnv1vokz58iqsyog7d-i">
         <w:r>
           <w:rPr>
             <w:rFonts w:ascii="Times New Roman" w:cs="Times New Roman" w:eastAsia="SimSun" w:hAnsi="Times New Roman"/>
@@ -4857,7 +4691,7 @@
         <w:spacing w:after="0" w:line="360"/>
         <w:jc w:val="both"/>
       </w:pPr>
-      <w:hyperlink w:history="1" r:id="rId1k8ki8_7nyxgso7qmktiy">
+      <w:hyperlink w:history="1" r:id="rIdrt4tzmmhwmsvwqjfqdywd">
         <w:r>
           <w:rPr>
             <w:rFonts w:ascii="Times New Roman" w:cs="Times New Roman" w:eastAsia="SimSun" w:hAnsi="Times New Roman"/>
@@ -4889,7 +4723,7 @@
         <w:spacing w:after="0" w:line="360"/>
         <w:jc w:val="both"/>
       </w:pPr>
-      <w:hyperlink w:history="1" r:id="rIdc0107owjfbb0qkprjd9e_">
+      <w:hyperlink w:history="1" r:id="rIdegcf45pfdysvqilj8z0rj">
         <w:r>
           <w:rPr>
             <w:rFonts w:ascii="Times New Roman" w:cs="Times New Roman" w:eastAsia="SimSun" w:hAnsi="Times New Roman"/>
@@ -4910,7 +4744,7 @@
         </w:rPr>
         <w:t xml:space="preserve">（16.5k 星）/ </w:t>
       </w:r>
-      <w:hyperlink w:history="1" r:id="rIdpnxucscfspfg9zsc6rxl_">
+      <w:hyperlink w:history="1" r:id="rIdzilj3-a2m0fmg6oha9d5t">
         <w:r>
           <w:rPr>
             <w:rFonts w:ascii="Times New Roman" w:cs="Times New Roman" w:eastAsia="SimSun" w:hAnsi="Times New Roman"/>

--- a/Proposal/Proposal.docx
+++ b/Proposal/Proposal.docx
@@ -604,6 +604,22 @@
       <w:pPr>
         <w:spacing w:after="60"/>
       </w:pPr>
+    </w:p>
+    <w:p>
+      <w:pPr>
+        <w:spacing w:after="0" w:before="0" w:line="360"/>
+        <w:ind w:firstLineChars="200"/>
+        <w:jc w:val="both"/>
+      </w:pPr>
+      <w:r>
+        <w:rPr>
+          <w:rFonts w:ascii="Times New Roman" w:cs="Times New Roman" w:eastAsia="SimSun" w:hAnsi="Times New Roman"/>
+          <w:color w:val="000000"/>
+          <w:sz w:val="24"/>
+          <w:szCs w:val="24"/>
+        </w:rPr>
+        <w:t xml:space="preserve">综合来看，本项目与「设施小番茄采摘机器人」赛道契合度最高：两者同属设施农业场景，视觉识别、智能体决策与执行器联动的链路一致，本项目的 ESP32-CAM 视觉与 STM32 控制链可直接复用，只需把浇水、喷药等执行器替换为采摘装置；与「智能农机作业控制」赛道则在设备级控制闭环上同构。其余赛道需要更换感知与执行模块，但“感知—决策—执行”的通用底座可以复用。</w:t>
+      </w:r>
     </w:p>
     <w:p>
       <w:pPr>
@@ -4502,7 +4518,7 @@
         <w:spacing w:after="0" w:line="360"/>
         <w:jc w:val="both"/>
       </w:pPr>
-      <w:hyperlink w:history="1" r:id="rIdszofftekbupiqz41-kw4y">
+      <w:hyperlink w:history="1" r:id="rId68ixzp4rwjogobxj-9flr">
         <w:r>
           <w:rPr>
             <w:rFonts w:ascii="Times New Roman" w:cs="Times New Roman" w:eastAsia="SimSun" w:hAnsi="Times New Roman"/>
@@ -4534,7 +4550,7 @@
         <w:spacing w:after="0" w:line="360"/>
         <w:jc w:val="both"/>
       </w:pPr>
-      <w:hyperlink w:history="1" r:id="rIdjnjnn2enkm77ksg9nksn4">
+      <w:hyperlink w:history="1" r:id="rIddrujwk9vx2tet3eyl0djh">
         <w:r>
           <w:rPr>
             <w:rFonts w:ascii="Times New Roman" w:cs="Times New Roman" w:eastAsia="SimSun" w:hAnsi="Times New Roman"/>
@@ -4566,7 +4582,7 @@
         <w:spacing w:after="0" w:line="360"/>
         <w:jc w:val="both"/>
       </w:pPr>
-      <w:hyperlink w:history="1" r:id="rIdguymlzelam3mo-a2nkzgi">
+      <w:hyperlink w:history="1" r:id="rIdxmazdf9b3wr8g8tmqmtzc">
         <w:r>
           <w:rPr>
             <w:rFonts w:ascii="Times New Roman" w:cs="Times New Roman" w:eastAsia="SimSun" w:hAnsi="Times New Roman"/>
@@ -4598,7 +4614,7 @@
         <w:spacing w:after="0" w:line="360"/>
         <w:jc w:val="both"/>
       </w:pPr>
-      <w:hyperlink w:history="1" r:id="rId8ghy1bwb4tghwaunhz_xb">
+      <w:hyperlink w:history="1" r:id="rIdsqm1rcu7oq7uxvcxmg5-6">
         <w:r>
           <w:rPr>
             <w:rFonts w:ascii="Times New Roman" w:cs="Times New Roman" w:eastAsia="SimSun" w:hAnsi="Times New Roman"/>
@@ -4639,7 +4655,7 @@
         </w:rPr>
         <w:t xml:space="preserve">PlantVillage（</w:t>
       </w:r>
-      <w:hyperlink w:history="1" r:id="rIddwnv1vokz58iqsyog7d-i">
+      <w:hyperlink w:history="1" r:id="rId8fy0lo0axdeql1unbchib">
         <w:r>
           <w:rPr>
             <w:rFonts w:ascii="Times New Roman" w:cs="Times New Roman" w:eastAsia="SimSun" w:hAnsi="Times New Roman"/>
@@ -4691,7 +4707,7 @@
         <w:spacing w:after="0" w:line="360"/>
         <w:jc w:val="both"/>
       </w:pPr>
-      <w:hyperlink w:history="1" r:id="rIdrt4tzmmhwmsvwqjfqdywd">
+      <w:hyperlink w:history="1" r:id="rIdqbx7hhcefyfn--zxkapm9">
         <w:r>
           <w:rPr>
             <w:rFonts w:ascii="Times New Roman" w:cs="Times New Roman" w:eastAsia="SimSun" w:hAnsi="Times New Roman"/>
@@ -4723,7 +4739,7 @@
         <w:spacing w:after="0" w:line="360"/>
         <w:jc w:val="both"/>
       </w:pPr>
-      <w:hyperlink w:history="1" r:id="rIdegcf45pfdysvqilj8z0rj">
+      <w:hyperlink w:history="1" r:id="rIdlw7kfl1jgc8fkcykp3t21">
         <w:r>
           <w:rPr>
             <w:rFonts w:ascii="Times New Roman" w:cs="Times New Roman" w:eastAsia="SimSun" w:hAnsi="Times New Roman"/>
@@ -4744,7 +4760,7 @@
         </w:rPr>
         <w:t xml:space="preserve">（16.5k 星）/ </w:t>
       </w:r>
-      <w:hyperlink w:history="1" r:id="rIdzilj3-a2m0fmg6oha9d5t">
+      <w:hyperlink w:history="1" r:id="rIdtg_hzcmgb6tc_hsxawly5">
         <w:r>
           <w:rPr>
             <w:rFonts w:ascii="Times New Roman" w:cs="Times New Roman" w:eastAsia="SimSun" w:hAnsi="Times New Roman"/>

--- a/Proposal/Proposal.docx
+++ b/Proposal/Proposal.docx
@@ -4458,7 +4458,7 @@
                 <w:sz w:val="21"/>
                 <w:szCs w:val="21"/>
               </w:rPr>
-              <w:t xml:space="preserve">时间不足（与考研并行）</w:t>
+              <w:t xml:space="preserve">时间不足</w:t>
             </w:r>
           </w:p>
         </w:tc>
@@ -4518,7 +4518,7 @@
         <w:spacing w:after="0" w:line="360"/>
         <w:jc w:val="both"/>
       </w:pPr>
-      <w:hyperlink w:history="1" r:id="rId68ixzp4rwjogobxj-9flr">
+      <w:hyperlink w:history="1" r:id="rIdbvfe5yqdqzg3ylxwubyrc">
         <w:r>
           <w:rPr>
             <w:rFonts w:ascii="Times New Roman" w:cs="Times New Roman" w:eastAsia="SimSun" w:hAnsi="Times New Roman"/>
@@ -4550,7 +4550,7 @@
         <w:spacing w:after="0" w:line="360"/>
         <w:jc w:val="both"/>
       </w:pPr>
-      <w:hyperlink w:history="1" r:id="rIddrujwk9vx2tet3eyl0djh">
+      <w:hyperlink w:history="1" r:id="rIdznpi21zn_4sc-v0z_71d6">
         <w:r>
           <w:rPr>
             <w:rFonts w:ascii="Times New Roman" w:cs="Times New Roman" w:eastAsia="SimSun" w:hAnsi="Times New Roman"/>
@@ -4582,7 +4582,7 @@
         <w:spacing w:after="0" w:line="360"/>
         <w:jc w:val="both"/>
       </w:pPr>
-      <w:hyperlink w:history="1" r:id="rIdxmazdf9b3wr8g8tmqmtzc">
+      <w:hyperlink w:history="1" r:id="rId-xgk6qu50dnin5y_swr8b">
         <w:r>
           <w:rPr>
             <w:rFonts w:ascii="Times New Roman" w:cs="Times New Roman" w:eastAsia="SimSun" w:hAnsi="Times New Roman"/>
@@ -4614,7 +4614,7 @@
         <w:spacing w:after="0" w:line="360"/>
         <w:jc w:val="both"/>
       </w:pPr>
-      <w:hyperlink w:history="1" r:id="rIdsqm1rcu7oq7uxvcxmg5-6">
+      <w:hyperlink w:history="1" r:id="rIdwglpxwj-yyptoy8w-6ojf">
         <w:r>
           <w:rPr>
             <w:rFonts w:ascii="Times New Roman" w:cs="Times New Roman" w:eastAsia="SimSun" w:hAnsi="Times New Roman"/>
@@ -4655,7 +4655,7 @@
         </w:rPr>
         <w:t xml:space="preserve">PlantVillage（</w:t>
       </w:r>
-      <w:hyperlink w:history="1" r:id="rId8fy0lo0axdeql1unbchib">
+      <w:hyperlink w:history="1" r:id="rIdyb5n9znrd3qc5mg7xmued">
         <w:r>
           <w:rPr>
             <w:rFonts w:ascii="Times New Roman" w:cs="Times New Roman" w:eastAsia="SimSun" w:hAnsi="Times New Roman"/>
@@ -4707,7 +4707,7 @@
         <w:spacing w:after="0" w:line="360"/>
         <w:jc w:val="both"/>
       </w:pPr>
-      <w:hyperlink w:history="1" r:id="rIdqbx7hhcefyfn--zxkapm9">
+      <w:hyperlink w:history="1" r:id="rIdnrrzmhf8gmcbco4-jhky4">
         <w:r>
           <w:rPr>
             <w:rFonts w:ascii="Times New Roman" w:cs="Times New Roman" w:eastAsia="SimSun" w:hAnsi="Times New Roman"/>
@@ -4739,7 +4739,7 @@
         <w:spacing w:after="0" w:line="360"/>
         <w:jc w:val="both"/>
       </w:pPr>
-      <w:hyperlink w:history="1" r:id="rIdlw7kfl1jgc8fkcykp3t21">
+      <w:hyperlink w:history="1" r:id="rId-kq4yub7x-jlsk_ivphlc">
         <w:r>
           <w:rPr>
             <w:rFonts w:ascii="Times New Roman" w:cs="Times New Roman" w:eastAsia="SimSun" w:hAnsi="Times New Roman"/>
@@ -4760,7 +4760,7 @@
         </w:rPr>
         <w:t xml:space="preserve">（16.5k 星）/ </w:t>
       </w:r>
-      <w:hyperlink w:history="1" r:id="rIdtg_hzcmgb6tc_hsxawly5">
+      <w:hyperlink w:history="1" r:id="rIdfuigneuui1lrt7r8wrkqr">
         <w:r>
           <w:rPr>
             <w:rFonts w:ascii="Times New Roman" w:cs="Times New Roman" w:eastAsia="SimSun" w:hAnsi="Times New Roman"/>

--- a/Proposal/Proposal.docx
+++ b/Proposal/Proposal.docx
@@ -116,7 +116,7 @@
           <w:sz w:val="24"/>
           <w:szCs w:val="24"/>
         </w:rPr>
-        <w:t xml:space="preserve">技术窗口：农业开源大模型与 RAG 框架成熟可用（司农、Dify、RAGFlow 等），硬件成本低，整条链路可以自研，适合以低成本原型参赛。</w:t>
+        <w:t xml:space="preserve">技术窗口：农业开源大模型与 RAG 框架成熟可用（司农、RAGFlow、Dify 等）；ESP32 单芯片即可完成数据采集、拍照与控制，Node.js + Vue 平台生态成熟，硬件与软件成本都低，适合以低成本原型参赛。</w:t>
       </w:r>
     </w:p>
     <w:p>
@@ -318,7 +318,7 @@
                 <w:sz w:val="21"/>
                 <w:szCs w:val="21"/>
               </w:rPr>
-              <w:t xml:space="preserve">STM32 设备控制链路（继电器/泵/灯/喷药）</w:t>
+              <w:t xml:space="preserve">ESP32 设备控制链路（继电器/泵/灯/喷药）</w:t>
             </w:r>
           </w:p>
         </w:tc>
@@ -618,7 +618,7 @@
           <w:sz w:val="24"/>
           <w:szCs w:val="24"/>
         </w:rPr>
-        <w:t xml:space="preserve">综合来看，本项目与「设施小番茄采摘机器人」赛道契合度最高：两者同属设施农业场景，视觉识别、智能体决策与执行器联动的链路一致，本项目的 ESP32-CAM 视觉与 STM32 控制链可直接复用，只需把浇水、喷药等执行器替换为采摘装置；与「智能农机作业控制」赛道则在设备级控制闭环上同构。其余赛道需要更换感知与执行模块，但“感知—决策—执行”的通用底座可以复用。</w:t>
+        <w:t xml:space="preserve">综合来看，本项目与「设施小番茄采摘机器人」赛道契合度最高：两者同属设施农业场景，视觉识别、智能体决策与执行器联动的链路一致，本项目的 ESP32-CAM 视觉与控制链可直接复用，只需把浇水、喷药等执行器替换为采摘装置；与「智能农机作业控制」赛道则在设备级控制闭环上同构。其余赛道需要更换感知与执行模块，但“感知—决策—执行”的通用底座可以复用。</w:t>
       </w:r>
     </w:p>
     <w:p>
@@ -645,7 +645,7 @@
           <w:sz w:val="24"/>
           <w:szCs w:val="24"/>
         </w:rPr>
-        <w:t xml:space="preserve">以 STM32 感知执行端 + 云端大模型智能体，做一个面向智慧农业竞赛与科研的低成本“闭环能力原型”，聚焦大模型决策到设备动作的完整链路，可针对具体赛道快速适配。</w:t>
+        <w:t xml:space="preserve">以 ESP32 感知执行端 + Node.js/Vue 平台 + 云端大模型智能体，做一个面向智慧农业竞赛与科研的低成本“闭环能力原型”，聚焦大模型决策到设备动作的完整链路，可针对具体赛道快速适配。</w:t>
       </w:r>
     </w:p>
     <w:p>
@@ -662,7 +662,7 @@
           <w:sz w:val="32"/>
           <w:szCs w:val="32"/>
         </w:rPr>
-        <w:t xml:space="preserve">2. 系统总体架构</w:t>
+        <w:t xml:space="preserve">3. 系统总体架构</w:t>
       </w:r>
     </w:p>
     <w:tbl>
@@ -890,7 +890,7 @@
                 <w:sz w:val="21"/>
                 <w:szCs w:val="21"/>
               </w:rPr>
-              <w:t xml:space="preserve">微信小程序 / H5 大屏 / LabVIEW 上位机</w:t>
+              <w:t xml:space="preserve">Vue 3 Web 大屏 / H5：实时曲线、设备控制、农技问答、视觉告警</w:t>
             </w:r>
           </w:p>
         </w:tc>
@@ -917,7 +917,7 @@
                 <w:sz w:val="21"/>
                 <w:szCs w:val="21"/>
               </w:rPr>
-              <w:t xml:space="preserve">前端、上位机</w:t>
+              <w:t xml:space="preserve">Vue、ECharts、WebSocket</w:t>
             </w:r>
           </w:p>
         </w:tc>
@@ -1110,7 +1110,7 @@
                 <w:sz w:val="21"/>
                 <w:szCs w:val="21"/>
               </w:rPr>
-              <w:t xml:space="preserve">MQTT Broker（EMQX/OneNET）→ 时序存储 → Node-RED 可视化</w:t>
+              <w:t xml:space="preserve">Node.js 后端：MQTT 接入（mqtt.js）→ 时序存储 → REST/WebSocket API；智能体编排</w:t>
             </w:r>
           </w:p>
         </w:tc>
@@ -1137,7 +1137,7 @@
                 <w:sz w:val="21"/>
                 <w:szCs w:val="21"/>
               </w:rPr>
-              <w:t xml:space="preserve">MQTT、时序存储</w:t>
+              <w:t xml:space="preserve">Node.js、MQTT、时序存储</w:t>
             </w:r>
           </w:p>
         </w:tc>
@@ -1220,7 +1220,7 @@
                 <w:sz w:val="21"/>
                 <w:szCs w:val="21"/>
               </w:rPr>
-              <w:t xml:space="preserve">ESP32-CAM 拍照/轻量推理；断网规则兜底（本地优先）</w:t>
+              <w:t xml:space="preserve">ESP32-CAM 定时拍照上传；断网规则兜底（本地优先）</w:t>
             </w:r>
           </w:p>
         </w:tc>
@@ -1247,7 +1247,7 @@
                 <w:sz w:val="21"/>
                 <w:szCs w:val="21"/>
               </w:rPr>
-              <w:t xml:space="preserve">边缘计算、轻量推理</w:t>
+              <w:t xml:space="preserve">边缘计算、定时任务</w:t>
             </w:r>
           </w:p>
         </w:tc>
@@ -1330,7 +1330,7 @@
                 <w:sz w:val="21"/>
                 <w:szCs w:val="21"/>
               </w:rPr>
-              <w:t xml:space="preserve">USART 文本帧协议 + ESP8266 MQTT</w:t>
+              <w:t xml:space="preserve">ESP32 内置 Wi-Fi：MQTT（JSON 上行/下行）+ HTTP 图片上传</w:t>
             </w:r>
           </w:p>
         </w:tc>
@@ -1357,7 +1357,7 @@
                 <w:sz w:val="21"/>
                 <w:szCs w:val="21"/>
               </w:rPr>
-              <w:t xml:space="preserve">串口、MQTT</w:t>
+              <w:t xml:space="preserve">Wi-Fi、MQTT</w:t>
             </w:r>
           </w:p>
         </w:tc>
@@ -1440,7 +1440,7 @@
                 <w:sz w:val="21"/>
                 <w:szCs w:val="21"/>
               </w:rPr>
-              <w:t xml:space="preserve">STM32F103C8T6 + 传感器 + 继电器/泵/灯/喷药</w:t>
+              <w:t xml:space="preserve">ESP32 单芯片：传感器采集 + 继电器/泵/灯/喷药 + OLED + microSD 日志</w:t>
             </w:r>
           </w:p>
         </w:tc>
@@ -1467,7 +1467,7 @@
                 <w:sz w:val="21"/>
                 <w:szCs w:val="21"/>
               </w:rPr>
-              <w:t xml:space="preserve">GPIO、ADC、I2C、SPI</w:t>
+              <w:t xml:space="preserve">GPIO、ADC、I2C、PWM</w:t>
             </w:r>
           </w:p>
         </w:tc>
@@ -1519,7 +1519,7 @@
           <w:sz w:val="32"/>
           <w:szCs w:val="32"/>
         </w:rPr>
-        <w:t xml:space="preserve">3. 功能模块</w:t>
+        <w:t xml:space="preserve">4. 功能模块</w:t>
       </w:r>
     </w:p>
     <w:tbl>
@@ -1774,7 +1774,7 @@
                 <w:sz w:val="21"/>
                 <w:szCs w:val="21"/>
               </w:rPr>
-              <w:t xml:space="preserve">传感器与继电器已有；开源整机项目已验证</w:t>
+              <w:t xml:space="preserve">已有土壤传感器+继电器；ESP32 整机案例已验证</w:t>
             </w:r>
           </w:p>
         </w:tc>
@@ -1884,7 +1884,7 @@
                 <w:sz w:val="21"/>
                 <w:szCs w:val="21"/>
               </w:rPr>
-              <w:t xml:space="preserve">传感器已有；PWM/PID 为已学内容</w:t>
+              <w:t xml:space="preserve">传感器已有；PWM 知识可迁移</w:t>
             </w:r>
           </w:p>
         </w:tc>
@@ -1940,7 +1940,7 @@
                 <w:sz w:val="21"/>
                 <w:szCs w:val="21"/>
               </w:rPr>
-              <w:t xml:space="preserve">摄像头定拍 → YOLOv8（先云后边）→ 置信度达标 → 喷药泵</w:t>
+              <w:t xml:space="preserve">ESP32-CAM 定时拍照上传 → YOLOv8（先云后边）→ 置信度达标 → 喷药泵</w:t>
             </w:r>
           </w:p>
         </w:tc>
@@ -1994,7 +1994,7 @@
                 <w:sz w:val="21"/>
                 <w:szCs w:val="21"/>
               </w:rPr>
-              <w:t xml:space="preserve">PlantDoc/PlantVillage 公开数据集 + 多个 ESP32-CAM/YOLO 先例</w:t>
+              <w:t xml:space="preserve">PlantDoc/PlantVillage 公开数据集 + ESP32-CAM/YOLO 全链路先例</w:t>
             </w:r>
           </w:p>
         </w:tc>
@@ -2214,7 +2214,7 @@
                 <w:sz w:val="21"/>
                 <w:szCs w:val="21"/>
               </w:rPr>
-              <w:t xml:space="preserve">司农/DeepSeek + Dify/RAGFlow 已核验，农业领域 RAG 问答已有成熟落地案例</w:t>
+              <w:t xml:space="preserve">司农/DeepSeek + RAGFlow 已核验，Node.js 可调其 HTTP API</w:t>
             </w:r>
           </w:p>
         </w:tc>
@@ -2270,7 +2270,7 @@
                 <w:sz w:val="21"/>
                 <w:szCs w:val="21"/>
               </w:rPr>
-              <w:t xml:space="preserve">传感器+检测+历史 → 大模型（司农/DeepSeek）→ 设备指令+解释</w:t>
+              <w:t xml:space="preserve">Node.js 编排：传感器+视觉+历史 → 大模型（司农/DeepSeek）→ 指令+解释</w:t>
             </w:r>
           </w:p>
         </w:tc>
@@ -2324,7 +2324,7 @@
                 <w:sz w:val="21"/>
                 <w:szCs w:val="21"/>
               </w:rPr>
-              <w:t xml:space="preserve">Dify HTTP 节点可调外部 API；农业大模型已开源</w:t>
+              <w:t xml:space="preserve">LLM 兼容 API + MQTT 下行链路已验证</w:t>
             </w:r>
           </w:p>
         </w:tc>
@@ -2380,7 +2380,7 @@
                 <w:sz w:val="21"/>
                 <w:szCs w:val="21"/>
               </w:rPr>
-              <w:t xml:space="preserve">MQTT 上行 → 时序存储 → 小程序/H5；W25Q64 本地日志</w:t>
+              <w:t xml:space="preserve">MQTT 上行 → Node.js 时序存储 → Vue 大屏；microSD 断网日志</w:t>
             </w:r>
           </w:p>
         </w:tc>
@@ -2434,7 +2434,7 @@
                 <w:sz w:val="21"/>
                 <w:szCs w:val="21"/>
               </w:rPr>
-              <w:t xml:space="preserve">EMQX/Node-RED 成熟；农业岛平台可二开</w:t>
+              <w:t xml:space="preserve">Express/mqtt.js/ECharts 成熟；EMQX 已核验</w:t>
             </w:r>
           </w:p>
         </w:tc>
@@ -2454,7 +2454,7 @@
           <w:sz w:val="32"/>
           <w:szCs w:val="32"/>
         </w:rPr>
-        <w:t xml:space="preserve">4. 数据链路</w:t>
+        <w:t xml:space="preserve">5. 数据链路</w:t>
       </w:r>
     </w:p>
     <w:tbl>
@@ -2623,7 +2623,7 @@
                 <w:sz w:val="21"/>
                 <w:szCs w:val="21"/>
               </w:rPr>
-              <w:t xml:space="preserve">BH1750/DHT11/土壤 → STM32 采集打包（文本帧）；ESP32-CAM 拍照上传（HTTP/MQTT）</w:t>
+              <w:t xml:space="preserve">BH1750/DHT11/土壤 → ESP32 采集打包（JSON）；ESP32-CAM 定时拍照</w:t>
             </w:r>
           </w:p>
         </w:tc>
@@ -2650,7 +2650,7 @@
                 <w:sz w:val="21"/>
                 <w:szCs w:val="21"/>
               </w:rPr>
-              <w:t xml:space="preserve">数据帧 / 图片</w:t>
+              <w:t xml:space="preserve">数据 / 图片</w:t>
             </w:r>
           </w:p>
         </w:tc>
@@ -2706,7 +2706,7 @@
                 <w:sz w:val="21"/>
                 <w:szCs w:val="21"/>
               </w:rPr>
-              <w:t xml:space="preserve">USART 帧 + ESP8266 MQTT；本地接 LabVIEW 调试 + W25Q64 日志</w:t>
+              <w:t xml:space="preserve">ESP32 Wi-Fi：MQTT 上行情报 + HTTP 图片上传；断网时 microSD 本地日志</w:t>
             </w:r>
           </w:p>
         </w:tc>
@@ -2733,7 +2733,7 @@
                 <w:sz w:val="21"/>
                 <w:szCs w:val="21"/>
               </w:rPr>
-              <w:t xml:space="preserve">上行数据</w:t>
+              <w:t xml:space="preserve">上行数据 / 图片</w:t>
             </w:r>
           </w:p>
         </w:tc>
@@ -2789,7 +2789,7 @@
                 <w:sz w:val="21"/>
                 <w:szCs w:val="21"/>
               </w:rPr>
-              <w:t xml:space="preserve">MQTT Broker（EMQX/OneNET）→ 时序存储 + Node-RED 可视化</w:t>
+              <w:t xml:space="preserve">Node.js 后端（mqtt.js）订阅 → 时序存储 → REST/WebSocket API</w:t>
             </w:r>
           </w:p>
         </w:tc>
@@ -2955,7 +2955,7 @@
                 <w:sz w:val="21"/>
                 <w:szCs w:val="21"/>
               </w:rPr>
-              <w:t xml:space="preserve">MQTT 下行指令 → 网关转 HTTP/串口 → STM32 解析 → 继电器/泵/灯/喷药</w:t>
+              <w:t xml:space="preserve">MQTT 下行指令 → ESP32 解析（白名单）→ 继电器/泵/灯/喷药</w:t>
             </w:r>
           </w:p>
         </w:tc>
@@ -3038,7 +3038,7 @@
                 <w:sz w:val="21"/>
                 <w:szCs w:val="21"/>
               </w:rPr>
-              <w:t xml:space="preserve">执行状态回传 → 数据入库 → 小程序/大屏展示 + 智能体下次决策依据</w:t>
+              <w:t xml:space="preserve">执行状态回传 → 数据入库 → Vue 大屏展示 + 智能体下次决策依据</w:t>
             </w:r>
           </w:p>
         </w:tc>
@@ -3085,7 +3085,7 @@
           <w:sz w:val="32"/>
           <w:szCs w:val="32"/>
         </w:rPr>
-        <w:t xml:space="preserve">5. 技术可行性</w:t>
+        <w:t xml:space="preserve">6. 技术可行性</w:t>
       </w:r>
     </w:p>
     <w:p>
@@ -3105,7 +3105,7 @@
           <w:sz w:val="24"/>
           <w:szCs w:val="24"/>
         </w:rPr>
-        <w:t xml:space="preserve">硬件与嵌入式：全部器件为 STM32 生态常用模块，与现有学习内容一一对应，参考整机项目已跑通相同硬件组合。</w:t>
+        <w:t xml:space="preserve">硬件与嵌入式：ESP32 生态成熟（arduino-esp32 官方核心，17k+ 星，持续更新）；ESP32-CAM 单板集成摄像头、Wi-Fi 与 microSD，外接传感器/继电器案例丰富；现有 I2C、SPI、串口、PWM 知识可直接迁移。</w:t>
       </w:r>
     </w:p>
     <w:p>
@@ -3125,7 +3125,7 @@
           <w:sz w:val="24"/>
           <w:szCs w:val="24"/>
         </w:rPr>
-        <w:t xml:space="preserve">视觉检测：PlantDoc（427 星）/ PlantVillage（5 万+ 图、38 类）公开数据集可用，YOLOv8 框架成熟（Ultralytics 60k 星），已有温室病害检测与 ESP32-CAM 实时检测先例。</w:t>
+        <w:t xml:space="preserve">视觉检测：PlantDoc（427 星）/ PlantVillage（5 万+ 图、38 类）公开数据集可用，YOLOv8 框架成熟（Ultralytics 60k 星），已有温室病害检测与 ESP32-CAM 全链路检测先例。</w:t>
       </w:r>
     </w:p>
     <w:p>
@@ -3145,7 +3145,7 @@
           <w:sz w:val="24"/>
           <w:szCs w:val="24"/>
         </w:rPr>
-        <w:t xml:space="preserve">智能体链路：司农（国内首个农业开源大语言模型，8B/32B）与 AgriAgent（125 星）均已开源；Dify 官方确认 HTTP 节点可调外部 API，智能体到设备路径可行；RAG 农技问答与病虫害识别在农业领域已有成熟落地案例。</w:t>
+        <w:t xml:space="preserve">智能体链路：司农（国内首个农业开源大语言模型，8B/32B）与 AgriAgent（125 星）均已开源；RAGFlow/Dify 提供 HTTP API，Node.js 后端可直接调用，智能体到设备路径可行。</w:t>
       </w:r>
     </w:p>
     <w:p>
@@ -3165,7 +3165,7 @@
           <w:sz w:val="24"/>
           <w:szCs w:val="24"/>
         </w:rPr>
-        <w:t xml:space="preserve">云平台：EMQX（16.5k 星）、Node-RED（23.5k 星）、农业岛（347 星）均已核验；OneNET 免费可用。</w:t>
+        <w:t xml:space="preserve">平台：Express（69k 星）、MQTT.js（9k 星）、Vue 3（54k 星）、ECharts（67k 星）均已核验；EMQX（16.5k 星）与 OneNET 支持 ESP32 直连，免费可用。</w:t>
       </w:r>
     </w:p>
     <w:p>
@@ -3185,7 +3185,7 @@
           <w:sz w:val="24"/>
           <w:szCs w:val="24"/>
         </w:rPr>
-        <w:t xml:space="preserve">已知约束：ESP32-CAM 算力有限，初期视觉推理走云端；司农 32B 本地部署显存要求高，初期用 8B 或 DeepSeek API。</w:t>
+        <w:t xml:space="preserve">已知约束：ESP32-CAM 引脚少、供电敏感，需稳压供电与 I/O 规划；初期视觉推理走云端；司农 32B 本地部署显存要求高，初期用 8B 或 DeepSeek API。</w:t>
       </w:r>
     </w:p>
     <w:p>
@@ -3202,7 +3202,7 @@
           <w:sz w:val="32"/>
           <w:szCs w:val="32"/>
         </w:rPr>
-        <w:t xml:space="preserve">6. 里程碑计划</w:t>
+        <w:t xml:space="preserve">7. 里程碑计划</w:t>
       </w:r>
     </w:p>
     <w:tbl>
@@ -3430,7 +3430,7 @@
                 <w:sz w:val="21"/>
                 <w:szCs w:val="21"/>
               </w:rPr>
-              <w:t xml:space="preserve">链路定稿、软件环境搭建（Python/Dify/YOLO）</w:t>
+              <w:t xml:space="preserve">链路定稿（ESP32 + Node.js + Vue）、软件环境搭建</w:t>
             </w:r>
           </w:p>
         </w:tc>
@@ -3540,7 +3540,7 @@
                 <w:sz w:val="21"/>
                 <w:szCs w:val="21"/>
               </w:rPr>
-              <w:t xml:space="preserve">传感器采集→OLED→继电器→串口帧协议→LabVIEW 上位机</w:t>
+              <w:t xml:space="preserve">ESP32 传感器采集→OLED→继电器→MQTT（本地 EMQX）→Node.js→Vue 控制页</w:t>
             </w:r>
           </w:p>
         </w:tc>
@@ -3567,7 +3567,7 @@
                 <w:sz w:val="21"/>
                 <w:szCs w:val="21"/>
               </w:rPr>
-              <w:t xml:space="preserve">本地闭环运行，数据帧正确，远程手动可控</w:t>
+              <w:t xml:space="preserve">局域网内数据正确、远程手动可控</w:t>
             </w:r>
           </w:p>
         </w:tc>
@@ -3596,7 +3596,7 @@
                 <w:sz w:val="21"/>
                 <w:szCs w:val="21"/>
               </w:rPr>
-              <w:t xml:space="preserve">M2 上云+日志</w:t>
+              <w:t xml:space="preserve">M2 上云+拍照+日志</w:t>
             </w:r>
           </w:p>
         </w:tc>
@@ -3650,7 +3650,7 @@
                 <w:sz w:val="21"/>
                 <w:szCs w:val="21"/>
               </w:rPr>
-              <w:t xml:space="preserve">ESP8266 MQTT→EMQX/OneNET→Node-RED 可视化；W25Q64 日志</w:t>
+              <w:t xml:space="preserve">ESP32-CAM 定时拍照上传；MQTT 上云；Node.js 时序存储+Vue 大屏；microSD 断网补传</w:t>
             </w:r>
           </w:p>
         </w:tc>
@@ -3677,7 +3677,7 @@
                 <w:sz w:val="21"/>
                 <w:szCs w:val="21"/>
               </w:rPr>
-              <w:t xml:space="preserve">云平台实时曲线、断网日志完整可补传</w:t>
+              <w:t xml:space="preserve">云平台实时曲线、图片可查、断网日志完整可补传</w:t>
             </w:r>
           </w:p>
         </w:tc>
@@ -3760,7 +3760,7 @@
                 <w:sz w:val="21"/>
                 <w:szCs w:val="21"/>
               </w:rPr>
-              <w:t xml:space="preserve">公开集+自采数据训练 YOLO（先 5 类常见病）→云端推理→触发喷药</w:t>
+              <w:t xml:space="preserve">公开集+自采数据训练 YOLO（先 5 类常见病）→Node.js 调视觉服务→触发喷药</w:t>
             </w:r>
           </w:p>
         </w:tc>
@@ -3870,7 +3870,7 @@
                 <w:sz w:val="21"/>
                 <w:szCs w:val="21"/>
               </w:rPr>
-              <w:t xml:space="preserve">Dify 搭智能体+RAG 知识库（设备决策+农技问答）→ 指令闭环 → 小程序</w:t>
+              <w:t xml:space="preserve">Node.js 编排智能体+RAG 知识库（设备决策+农技问答）→ 指令闭环 → Vue 对话</w:t>
             </w:r>
           </w:p>
         </w:tc>
@@ -4027,7 +4027,7 @@
           <w:sz w:val="32"/>
           <w:szCs w:val="32"/>
         </w:rPr>
-        <w:t xml:space="preserve">7. 创新点与预期成果</w:t>
+        <w:t xml:space="preserve">8. 创新点与预期成果</w:t>
       </w:r>
     </w:p>
     <w:p>
@@ -4087,7 +4087,7 @@
           <w:sz w:val="24"/>
           <w:szCs w:val="24"/>
         </w:rPr>
-        <w:t xml:space="preserve">低成本可复制：硬件总成本低，整套闭环可复现，适合竞赛展示与教学科研场景推广。</w:t>
+        <w:t xml:space="preserve">低成本单芯片可复制：ESP32 单芯片完成采集、拍照、控制与联网，链路最短、硬件总成本低，整套闭环可复现，适合竞赛展示与教学科研场景推广。</w:t>
       </w:r>
     </w:p>
     <w:p>
@@ -4124,7 +4124,7 @@
           <w:sz w:val="32"/>
           <w:szCs w:val="32"/>
         </w:rPr>
-        <w:t xml:space="preserve">8. 风险与应对</w:t>
+        <w:t xml:space="preserve">9. 风险与应对</w:t>
       </w:r>
     </w:p>
     <w:tbl>
@@ -4290,7 +4290,7 @@
                 <w:sz w:val="21"/>
                 <w:szCs w:val="21"/>
               </w:rPr>
-              <w:t xml:space="preserve">ESP32-CAM 边缘算力不足</w:t>
+              <w:t xml:space="preserve">ESP32-CAM 算力不足</w:t>
             </w:r>
           </w:p>
         </w:tc>
@@ -4346,7 +4346,7 @@
                 <w:sz w:val="21"/>
                 <w:szCs w:val="21"/>
               </w:rPr>
-              <w:t xml:space="preserve">智能体误操作</w:t>
+              <w:t xml:space="preserve">ESP32-CAM 引脚少/供电敏感</w:t>
             </w:r>
           </w:p>
         </w:tc>
@@ -4373,7 +4373,7 @@
                 <w:sz w:val="21"/>
                 <w:szCs w:val="21"/>
               </w:rPr>
-              <w:t xml:space="preserve">本地规则优先、指令白名单、关键动作人工确认模式</w:t>
+              <w:t xml:space="preserve">稳压供电；继电器组用 I/O 扩展（如 PCF8574/74HC595）或精简执行器数量</w:t>
             </w:r>
           </w:p>
         </w:tc>
@@ -4402,7 +4402,7 @@
                 <w:sz w:val="21"/>
                 <w:szCs w:val="21"/>
               </w:rPr>
-              <w:t xml:space="preserve">企业级平台功能多、期望高</w:t>
+              <w:t xml:space="preserve">智能体误操作</w:t>
             </w:r>
           </w:p>
         </w:tc>
@@ -4429,7 +4429,7 @@
                 <w:sz w:val="21"/>
                 <w:szCs w:val="21"/>
               </w:rPr>
-              <w:t xml:space="preserve">明确项目边界：只做“感知—决策—执行”最小闭环原型，不做全平台，以演示场景验收</w:t>
+              <w:t xml:space="preserve">本地规则优先、指令白名单、关键动作人工确认模式</w:t>
             </w:r>
           </w:p>
         </w:tc>
@@ -4458,6 +4458,62 @@
                 <w:sz w:val="21"/>
                 <w:szCs w:val="21"/>
               </w:rPr>
+              <w:t xml:space="preserve">Wi-Fi 不稳定</w:t>
+            </w:r>
+          </w:p>
+        </w:tc>
+        <w:tc>
+          <w:tcPr>
+            <w:tcW w:type="dxa" w:w="5872"/>
+            <w:tcMar>
+              <w:top w:type="dxa" w:w="20"/>
+              <w:left w:type="dxa" w:w="80"/>
+              <w:bottom w:type="dxa" w:w="20"/>
+              <w:right w:type="dxa" w:w="80"/>
+            </w:tcMar>
+            <w:vAlign w:val="center"/>
+          </w:tcPr>
+          <w:p>
+            <w:pPr>
+              <w:spacing w:after="0" w:line="240"/>
+              <w:jc w:val="left"/>
+            </w:pPr>
+            <w:r>
+              <w:rPr>
+                <w:rFonts w:ascii="Times New Roman" w:cs="Times New Roman" w:eastAsia="SimSun" w:hAnsi="Times New Roman"/>
+                <w:color w:val="000000"/>
+                <w:sz w:val="21"/>
+                <w:szCs w:val="21"/>
+              </w:rPr>
+              <w:t xml:space="preserve">本地阈值模式 + microSD 日志补传</w:t>
+            </w:r>
+          </w:p>
+        </w:tc>
+      </w:tr>
+      <w:tr>
+        <w:tc>
+          <w:tcPr>
+            <w:tcW w:type="dxa" w:w="3200"/>
+            <w:tcMar>
+              <w:top w:type="dxa" w:w="20"/>
+              <w:left w:type="dxa" w:w="80"/>
+              <w:bottom w:type="dxa" w:w="20"/>
+              <w:right w:type="dxa" w:w="80"/>
+            </w:tcMar>
+            <w:vAlign w:val="center"/>
+          </w:tcPr>
+          <w:p>
+            <w:pPr>
+              <w:spacing w:after="0" w:line="240"/>
+              <w:jc w:val="center"/>
+            </w:pPr>
+            <w:r>
+              <w:rPr>
+                <w:rFonts w:ascii="Times New Roman" w:cs="Times New Roman" w:eastAsia="SimSun" w:hAnsi="Times New Roman"/>
+                <w:color w:val="000000"/>
+                <w:sz w:val="21"/>
+                <w:szCs w:val="21"/>
+              </w:rPr>
               <w:t xml:space="preserve">时间不足</w:t>
             </w:r>
           </w:p>
@@ -4485,7 +4541,7 @@
                 <w:sz w:val="21"/>
                 <w:szCs w:val="21"/>
               </w:rPr>
-              <w:t xml:space="preserve">按里程碑裁剪：合并施肥/给药、生长分析降级为拍照+周报</w:t>
+              <w:t xml:space="preserve">裁剪顺序：合并施肥/给药、生长分析降级为拍照+周报、Vue 先做单页大屏</w:t>
             </w:r>
           </w:p>
         </w:tc>
@@ -4518,7 +4574,7 @@
         <w:spacing w:after="0" w:line="360"/>
         <w:jc w:val="both"/>
       </w:pPr>
-      <w:hyperlink w:history="1" r:id="rIdbvfe5yqdqzg3ylxwubyrc">
+      <w:hyperlink w:history="1" r:id="rIdwfgfgo-0w3ovohz28hhiy">
         <w:r>
           <w:rPr>
             <w:rFonts w:ascii="Times New Roman" w:cs="Times New Roman" w:eastAsia="SimSun" w:hAnsi="Times New Roman"/>
@@ -4550,7 +4606,7 @@
         <w:spacing w:after="0" w:line="360"/>
         <w:jc w:val="both"/>
       </w:pPr>
-      <w:hyperlink w:history="1" r:id="rIdznpi21zn_4sc-v0z_71d6">
+      <w:hyperlink w:history="1" r:id="rIdvbez9c2gui7qakkyaqfkv">
         <w:r>
           <w:rPr>
             <w:rFonts w:ascii="Times New Roman" w:cs="Times New Roman" w:eastAsia="SimSun" w:hAnsi="Times New Roman"/>
@@ -4582,7 +4638,7 @@
         <w:spacing w:after="0" w:line="360"/>
         <w:jc w:val="both"/>
       </w:pPr>
-      <w:hyperlink w:history="1" r:id="rId-xgk6qu50dnin5y_swr8b">
+      <w:hyperlink w:history="1" r:id="rIddoxwm_c-b3ntkhvecxtcr">
         <w:r>
           <w:rPr>
             <w:rFonts w:ascii="Times New Roman" w:cs="Times New Roman" w:eastAsia="SimSun" w:hAnsi="Times New Roman"/>
@@ -4614,7 +4670,7 @@
         <w:spacing w:after="0" w:line="360"/>
         <w:jc w:val="both"/>
       </w:pPr>
-      <w:hyperlink w:history="1" r:id="rIdwglpxwj-yyptoy8w-6ojf">
+      <w:hyperlink w:history="1" r:id="rIdx-pifg5o_dv3x84o8ako4">
         <w:r>
           <w:rPr>
             <w:rFonts w:ascii="Times New Roman" w:cs="Times New Roman" w:eastAsia="SimSun" w:hAnsi="Times New Roman"/>
@@ -4655,7 +4711,7 @@
         </w:rPr>
         <w:t xml:space="preserve">PlantVillage（</w:t>
       </w:r>
-      <w:hyperlink w:history="1" r:id="rIdyb5n9znrd3qc5mg7xmued">
+      <w:hyperlink w:history="1" r:id="rIdwdadlkf2kmd3tbxc1zowz">
         <w:r>
           <w:rPr>
             <w:rFonts w:ascii="Times New Roman" w:cs="Times New Roman" w:eastAsia="SimSun" w:hAnsi="Times New Roman"/>
@@ -4707,7 +4763,7 @@
         <w:spacing w:after="0" w:line="360"/>
         <w:jc w:val="both"/>
       </w:pPr>
-      <w:hyperlink w:history="1" r:id="rIdnrrzmhf8gmcbco4-jhky4">
+      <w:hyperlink w:history="1" r:id="rIdhcxw9uhyw0af9wuktl97j">
         <w:r>
           <w:rPr>
             <w:rFonts w:ascii="Times New Roman" w:cs="Times New Roman" w:eastAsia="SimSun" w:hAnsi="Times New Roman"/>
@@ -4739,7 +4795,113 @@
         <w:spacing w:after="0" w:line="360"/>
         <w:jc w:val="both"/>
       </w:pPr>
-      <w:hyperlink w:history="1" r:id="rId-kq4yub7x-jlsk_ivphlc">
+      <w:hyperlink w:history="1" r:id="rIdz7xzs7eogiwapctlxvplz">
+        <w:r>
+          <w:rPr>
+            <w:rFonts w:ascii="Times New Roman" w:cs="Times New Roman" w:eastAsia="SimSun" w:hAnsi="Times New Roman"/>
+            <w:color w:val="0563C1"/>
+            <w:sz w:val="24"/>
+            <w:szCs w:val="24"/>
+            <w:u w:val="single"/>
+          </w:rPr>
+          <w:t xml:space="preserve">Express</w:t>
+        </w:r>
+      </w:hyperlink>
+      <w:r>
+        <w:rPr>
+          <w:rFonts w:ascii="Times New Roman" w:cs="Times New Roman" w:eastAsia="SimSun" w:hAnsi="Times New Roman"/>
+          <w:color w:val="000000"/>
+          <w:sz w:val="24"/>
+          <w:szCs w:val="24"/>
+        </w:rPr>
+        <w:t xml:space="preserve">（69k 星）/ </w:t>
+      </w:r>
+      <w:hyperlink w:history="1" r:id="rIdb0yzsq-fsec3tq9efq55t">
+        <w:r>
+          <w:rPr>
+            <w:rFonts w:ascii="Times New Roman" w:cs="Times New Roman" w:eastAsia="SimSun" w:hAnsi="Times New Roman"/>
+            <w:color w:val="0563C1"/>
+            <w:sz w:val="24"/>
+            <w:szCs w:val="24"/>
+            <w:u w:val="single"/>
+          </w:rPr>
+          <w:t xml:space="preserve">MQTT.js</w:t>
+        </w:r>
+      </w:hyperlink>
+      <w:r>
+        <w:rPr>
+          <w:rFonts w:ascii="Times New Roman" w:cs="Times New Roman" w:eastAsia="SimSun" w:hAnsi="Times New Roman"/>
+          <w:color w:val="000000"/>
+          <w:sz w:val="24"/>
+          <w:szCs w:val="24"/>
+        </w:rPr>
+        <w:t xml:space="preserve">（9k 星）（Node.js 后端）</w:t>
+      </w:r>
+    </w:p>
+    <w:p>
+      <w:pPr>
+        <w:pStyle w:val="ListParagraph"/>
+        <w:numPr>
+          <w:ilvl w:val="0"/>
+          <w:numId w:val="2"/>
+        </w:numPr>
+        <w:spacing w:after="0" w:line="360"/>
+        <w:jc w:val="both"/>
+      </w:pPr>
+      <w:hyperlink w:history="1" r:id="rIdikw0gagxkro46e_xk7iig">
+        <w:r>
+          <w:rPr>
+            <w:rFonts w:ascii="Times New Roman" w:cs="Times New Roman" w:eastAsia="SimSun" w:hAnsi="Times New Roman"/>
+            <w:color w:val="0563C1"/>
+            <w:sz w:val="24"/>
+            <w:szCs w:val="24"/>
+            <w:u w:val="single"/>
+          </w:rPr>
+          <w:t xml:space="preserve">Vue 3</w:t>
+        </w:r>
+      </w:hyperlink>
+      <w:r>
+        <w:rPr>
+          <w:rFonts w:ascii="Times New Roman" w:cs="Times New Roman" w:eastAsia="SimSun" w:hAnsi="Times New Roman"/>
+          <w:color w:val="000000"/>
+          <w:sz w:val="24"/>
+          <w:szCs w:val="24"/>
+        </w:rPr>
+        <w:t xml:space="preserve">（54k 星）/ </w:t>
+      </w:r>
+      <w:hyperlink w:history="1" r:id="rIdtewonbpbfmthfuty_uprx">
+        <w:r>
+          <w:rPr>
+            <w:rFonts w:ascii="Times New Roman" w:cs="Times New Roman" w:eastAsia="SimSun" w:hAnsi="Times New Roman"/>
+            <w:color w:val="0563C1"/>
+            <w:sz w:val="24"/>
+            <w:szCs w:val="24"/>
+            <w:u w:val="single"/>
+          </w:rPr>
+          <w:t xml:space="preserve">ECharts</w:t>
+        </w:r>
+      </w:hyperlink>
+      <w:r>
+        <w:rPr>
+          <w:rFonts w:ascii="Times New Roman" w:cs="Times New Roman" w:eastAsia="SimSun" w:hAnsi="Times New Roman"/>
+          <w:color w:val="000000"/>
+          <w:sz w:val="24"/>
+          <w:szCs w:val="24"/>
+        </w:rPr>
+        <w:t xml:space="preserve">（67k 星）（前端展示）</w:t>
+      </w:r>
+    </w:p>
+    <w:p>
+      <w:pPr>
+        <w:pStyle w:val="ListParagraph"/>
+        <w:numPr>
+          <w:ilvl w:val="0"/>
+          <w:numId w:val="2"/>
+        </w:numPr>
+        <w:spacing w:after="0" w:line="360"/>
+        <w:jc w:val="both"/>
+      </w:pPr>
+      <w:hyperlink w:history="1" r:id="rId2f8b6jkjlkvnbtciuhsbx">
         <w:r>
           <w:rPr>
             <w:rFonts w:ascii="Times New Roman" w:cs="Times New Roman" w:eastAsia="SimSun" w:hAnsi="Times New Roman"/>
@@ -4758,28 +4920,7 @@
           <w:sz w:val="24"/>
           <w:szCs w:val="24"/>
         </w:rPr>
-        <w:t xml:space="preserve">（16.5k 星）/ </w:t>
-      </w:r>
-      <w:hyperlink w:history="1" r:id="rIdfuigneuui1lrt7r8wrkqr">
-        <w:r>
-          <w:rPr>
-            <w:rFonts w:ascii="Times New Roman" w:cs="Times New Roman" w:eastAsia="SimSun" w:hAnsi="Times New Roman"/>
-            <w:color w:val="0563C1"/>
-            <w:sz w:val="24"/>
-            <w:szCs w:val="24"/>
-            <w:u w:val="single"/>
-          </w:rPr>
-          <w:t xml:space="preserve">Node-RED</w:t>
-        </w:r>
-      </w:hyperlink>
-      <w:r>
-        <w:rPr>
-          <w:rFonts w:ascii="Times New Roman" w:cs="Times New Roman" w:eastAsia="SimSun" w:hAnsi="Times New Roman"/>
-          <w:color w:val="000000"/>
-          <w:sz w:val="24"/>
-          <w:szCs w:val="24"/>
-        </w:rPr>
-        <w:t xml:space="preserve">（23.5k 星）（MQTT Broker 与可视化工具）</w:t>
+        <w:t xml:space="preserve">（16.5k 星）（MQTT Broker）</w:t>
       </w:r>
     </w:p>
     <w:sectPr>
